--- a/rus/docx/53.content.docx
+++ b/rus/docx/53.content.docx
@@ -19,7 +19,7 @@
         <w:rPr>
           <w:lang w:val="ru_RU" w:bidi="ru_RU"/>
         </w:rPr>
-        <w:t>Resource: Заметки к учебнику - Вступления к книгам (Тиндейл)</w:t>
+        <w:t>Resource: Tyndale Open Study Notes</w:t>
       </w:r>
       <w:r>
         <w:rPr>
@@ -112,7 +112,7 @@
         <w:rPr>
           <w:lang w:val="ru_RU" w:bidi="ru_RU"/>
         </w:rPr>
-        <w:t>Заметки к учебнику - Вступления к книгам (Тиндейл)</w:t>
+        <w:t>Tyndale Open Study Notes</w:t>
       </w:r>
     </w:p>
     <w:p>

--- a/rus/docx/53.content.docx
+++ b/rus/docx/53.content.docx
@@ -19,7 +19,7 @@
         <w:rPr>
           <w:lang w:val="ru_RU" w:bidi="ru_RU"/>
         </w:rPr>
-        <w:t>Resource: Tyndale Open Study Notes</w:t>
+        <w:t>Resource: Aquifer Open Study Notes (Book Intros)</w:t>
       </w:r>
       <w:r>
         <w:rPr>
@@ -112,7 +112,7 @@
         <w:rPr>
           <w:lang w:val="ru_RU" w:bidi="ru_RU"/>
         </w:rPr>
-        <w:t>Tyndale Open Study Notes</w:t>
+        <w:t>Aquifer Open Study Notes (Book Intros)</w:t>
       </w:r>
     </w:p>
     <w:p>

--- a/rus/docx/53.content.docx
+++ b/rus/docx/53.content.docx
@@ -258,90 +258,60 @@
         </w:rPr>
         <w:t>С момента своего обращения фессалоникийские христиане сталкивались с гонениями (</w:t>
       </w:r>
-      <w:hyperlink r:id="rId13">
-        <w:r>
-          <w:rPr>
-            <w:lang w:val="ru_RU" w:bidi="ru_RU"/>
-          </w:rPr>
-          <w:rPr>
-            <w:color w:val="0000EE"/>
-            <w:u w:val="single"/>
-          </w:rPr>
-          <w:t>1Фес.1:6</w:t>
-        </w:r>
-      </w:hyperlink>
+      <w:r>
+        <w:rPr>
+          <w:lang w:val="ru_RU" w:bidi="ru_RU"/>
+        </w:rPr>
+        <w:t>1Фес.1:6</w:t>
+      </w:r>
       <w:r>
         <w:rPr>
           <w:lang w:val="ru_RU" w:bidi="ru_RU"/>
         </w:rPr>
         <w:t xml:space="preserve">; </w:t>
       </w:r>
-      <w:hyperlink r:id="rId14">
-        <w:r>
-          <w:rPr>
-            <w:lang w:val="ru_RU" w:bidi="ru_RU"/>
-          </w:rPr>
-          <w:rPr>
-            <w:color w:val="0000EE"/>
-            <w:u w:val="single"/>
-          </w:rPr>
-          <w:t>2:14</w:t>
-        </w:r>
-      </w:hyperlink>
+      <w:r>
+        <w:rPr>
+          <w:lang w:val="ru_RU" w:bidi="ru_RU"/>
+        </w:rPr>
+        <w:t>2:14</w:t>
+      </w:r>
       <w:r>
         <w:rPr>
           <w:lang w:val="ru_RU" w:bidi="ru_RU"/>
         </w:rPr>
         <w:t>), и Павел беспокоился, сохранят ли они свою веру (</w:t>
       </w:r>
-      <w:hyperlink r:id="rId15">
-        <w:r>
-          <w:rPr>
-            <w:lang w:val="ru_RU" w:bidi="ru_RU"/>
-          </w:rPr>
-          <w:rPr>
-            <w:color w:val="0000EE"/>
-            <w:u w:val="single"/>
-          </w:rPr>
-          <w:t>1Фес.3:5</w:t>
-        </w:r>
-      </w:hyperlink>
+      <w:r>
+        <w:rPr>
+          <w:lang w:val="ru_RU" w:bidi="ru_RU"/>
+        </w:rPr>
+        <w:t>1Фес.3:5</w:t>
+      </w:r>
       <w:r>
         <w:rPr>
           <w:lang w:val="ru_RU" w:bidi="ru_RU"/>
         </w:rPr>
         <w:t>). Когда Павел писал Первое послание к Фессалоникийцам, верующие оставались твёрдыми в вере, любви и уповании (</w:t>
       </w:r>
-      <w:hyperlink r:id="rId16">
-        <w:r>
-          <w:rPr>
-            <w:lang w:val="ru_RU" w:bidi="ru_RU"/>
-          </w:rPr>
-          <w:rPr>
-            <w:color w:val="0000EE"/>
-            <w:u w:val="single"/>
-          </w:rPr>
-          <w:t>1Фес.1:3</w:t>
-        </w:r>
-      </w:hyperlink>
+      <w:r>
+        <w:rPr>
+          <w:lang w:val="ru_RU" w:bidi="ru_RU"/>
+        </w:rPr>
+        <w:t>1Фес.1:3</w:t>
+      </w:r>
       <w:r>
         <w:rPr>
           <w:lang w:val="ru_RU" w:bidi="ru_RU"/>
         </w:rPr>
         <w:t xml:space="preserve">; </w:t>
       </w:r>
-      <w:hyperlink r:id="rId17">
-        <w:r>
-          <w:rPr>
-            <w:lang w:val="ru_RU" w:bidi="ru_RU"/>
-          </w:rPr>
-          <w:rPr>
-            <w:color w:val="0000EE"/>
-            <w:u w:val="single"/>
-          </w:rPr>
-          <w:t>3:6–8</w:t>
-        </w:r>
-      </w:hyperlink>
+      <w:r>
+        <w:rPr>
+          <w:lang w:val="ru_RU" w:bidi="ru_RU"/>
+        </w:rPr>
+        <w:t>3:6–8</w:t>
+      </w:r>
       <w:r>
         <w:rPr>
           <w:lang w:val="ru_RU" w:bidi="ru_RU"/>
@@ -362,54 +332,36 @@
         </w:rPr>
         <w:t>После того как Павел отправил своё первое послание, ситуация в Фессалоникийской церкви ухудшилась, и преследования усилились. Тому, что Павел написал ранее, противостояло лжеучение, утверждавшее, что день Господень уже наступил (</w:t>
       </w:r>
-      <w:hyperlink r:id="rId18">
-        <w:r>
-          <w:rPr>
-            <w:lang w:val="ru_RU" w:bidi="ru_RU"/>
-          </w:rPr>
-          <w:rPr>
-            <w:color w:val="0000EE"/>
-            <w:u w:val="single"/>
-          </w:rPr>
-          <w:t>2:2</w:t>
-        </w:r>
-      </w:hyperlink>
+      <w:r>
+        <w:rPr>
+          <w:lang w:val="ru_RU" w:bidi="ru_RU"/>
+        </w:rPr>
+        <w:t>2:2</w:t>
+      </w:r>
       <w:r>
         <w:rPr>
           <w:lang w:val="ru_RU" w:bidi="ru_RU"/>
         </w:rPr>
         <w:t>). Павел написал Второе послание к Фессалоникийцам после получения этой новости (</w:t>
       </w:r>
-      <w:hyperlink r:id="rId18">
-        <w:r>
-          <w:rPr>
-            <w:lang w:val="ru_RU" w:bidi="ru_RU"/>
-          </w:rPr>
-          <w:rPr>
-            <w:color w:val="0000EE"/>
-            <w:u w:val="single"/>
-          </w:rPr>
-          <w:t>2:2</w:t>
-        </w:r>
-      </w:hyperlink>
+      <w:r>
+        <w:rPr>
+          <w:lang w:val="ru_RU" w:bidi="ru_RU"/>
+        </w:rPr>
+        <w:t>2:2</w:t>
+      </w:r>
       <w:r>
         <w:rPr>
           <w:lang w:val="ru_RU" w:bidi="ru_RU"/>
         </w:rPr>
         <w:t xml:space="preserve">; </w:t>
       </w:r>
-      <w:hyperlink r:id="rId19">
-        <w:r>
-          <w:rPr>
-            <w:lang w:val="ru_RU" w:bidi="ru_RU"/>
-          </w:rPr>
-          <w:rPr>
-            <w:color w:val="0000EE"/>
-            <w:u w:val="single"/>
-          </w:rPr>
-          <w:t>3:11</w:t>
-        </w:r>
-      </w:hyperlink>
+      <w:r>
+        <w:rPr>
+          <w:lang w:val="ru_RU" w:bidi="ru_RU"/>
+        </w:rPr>
+        <w:t>3:11</w:t>
+      </w:r>
       <w:r>
         <w:rPr>
           <w:lang w:val="ru_RU" w:bidi="ru_RU"/>
@@ -441,72 +393,48 @@
         </w:rPr>
         <w:t>Второе послание к Фессалоникийцам начинается с традиционного приветствия (</w:t>
       </w:r>
-      <w:hyperlink r:id="rId20">
-        <w:r>
-          <w:rPr>
-            <w:lang w:val="ru_RU" w:bidi="ru_RU"/>
-          </w:rPr>
-          <w:rPr>
-            <w:color w:val="0000EE"/>
-            <w:u w:val="single"/>
-          </w:rPr>
-          <w:t>1:1–2</w:t>
-        </w:r>
-      </w:hyperlink>
+      <w:r>
+        <w:rPr>
+          <w:lang w:val="ru_RU" w:bidi="ru_RU"/>
+        </w:rPr>
+        <w:t>1:1–2</w:t>
+      </w:r>
       <w:r>
         <w:rPr>
           <w:lang w:val="ru_RU" w:bidi="ru_RU"/>
         </w:rPr>
         <w:t>), затем быстро переходит к благодарности за веру, любовь и стойкое упование церкви, которые стали примером для других общин (</w:t>
       </w:r>
-      <w:hyperlink r:id="rId21">
-        <w:r>
-          <w:rPr>
-            <w:lang w:val="ru_RU" w:bidi="ru_RU"/>
-          </w:rPr>
-          <w:rPr>
-            <w:color w:val="0000EE"/>
-            <w:u w:val="single"/>
-          </w:rPr>
-          <w:t>1:3–4</w:t>
-        </w:r>
-      </w:hyperlink>
+      <w:r>
+        <w:rPr>
+          <w:lang w:val="ru_RU" w:bidi="ru_RU"/>
+        </w:rPr>
+        <w:t>1:3–4</w:t>
+      </w:r>
       <w:r>
         <w:rPr>
           <w:lang w:val="ru_RU" w:bidi="ru_RU"/>
         </w:rPr>
         <w:t>). Отмечая их страдания, Павел говорит, что Бог будет судить их гонителей и дарует награду фессалоникийским верующим (</w:t>
       </w:r>
-      <w:hyperlink r:id="rId22">
-        <w:r>
-          <w:rPr>
-            <w:lang w:val="ru_RU" w:bidi="ru_RU"/>
-          </w:rPr>
-          <w:rPr>
-            <w:color w:val="0000EE"/>
-            <w:u w:val="single"/>
-          </w:rPr>
-          <w:t>1:5–10</w:t>
-        </w:r>
-      </w:hyperlink>
+      <w:r>
+        <w:rPr>
+          <w:lang w:val="ru_RU" w:bidi="ru_RU"/>
+        </w:rPr>
+        <w:t>1:5–10</w:t>
+      </w:r>
       <w:r>
         <w:rPr>
           <w:lang w:val="ru_RU" w:bidi="ru_RU"/>
         </w:rPr>
         <w:t>). Павел благодарит за эту церковь и молится, чтобы Бог продолжал делать их достойными Его призвания (</w:t>
       </w:r>
-      <w:hyperlink r:id="rId23">
-        <w:r>
-          <w:rPr>
-            <w:lang w:val="ru_RU" w:bidi="ru_RU"/>
-          </w:rPr>
-          <w:rPr>
-            <w:color w:val="0000EE"/>
-            <w:u w:val="single"/>
-          </w:rPr>
-          <w:t>1:11–12</w:t>
-        </w:r>
-      </w:hyperlink>
+      <w:r>
+        <w:rPr>
+          <w:lang w:val="ru_RU" w:bidi="ru_RU"/>
+        </w:rPr>
+        <w:t>1:11–12</w:t>
+      </w:r>
       <w:r>
         <w:rPr>
           <w:lang w:val="ru_RU" w:bidi="ru_RU"/>
@@ -527,108 +455,72 @@
         </w:rPr>
         <w:t>Павел опровергает ложное учение о том, что «день Христов уже наступил» (</w:t>
       </w:r>
-      <w:hyperlink r:id="rId24">
-        <w:r>
-          <w:rPr>
-            <w:lang w:val="ru_RU" w:bidi="ru_RU"/>
-          </w:rPr>
-          <w:rPr>
-            <w:color w:val="0000EE"/>
-            <w:u w:val="single"/>
-          </w:rPr>
-          <w:t>2:1–2</w:t>
-        </w:r>
-      </w:hyperlink>
+      <w:r>
+        <w:rPr>
+          <w:lang w:val="ru_RU" w:bidi="ru_RU"/>
+        </w:rPr>
+        <w:t>2:1–2</w:t>
+      </w:r>
       <w:r>
         <w:rPr>
           <w:lang w:val="ru_RU" w:bidi="ru_RU"/>
         </w:rPr>
         <w:t>) и призывает церковь не обманываться этим учением (</w:t>
       </w:r>
-      <w:hyperlink r:id="rId25">
-        <w:r>
-          <w:rPr>
-            <w:lang w:val="ru_RU" w:bidi="ru_RU"/>
-          </w:rPr>
-          <w:rPr>
-            <w:color w:val="0000EE"/>
-            <w:u w:val="single"/>
-          </w:rPr>
-          <w:t>2:3</w:t>
-        </w:r>
-      </w:hyperlink>
+      <w:r>
+        <w:rPr>
+          <w:lang w:val="ru_RU" w:bidi="ru_RU"/>
+        </w:rPr>
+        <w:t>2:3</w:t>
+      </w:r>
       <w:r>
         <w:rPr>
           <w:lang w:val="ru_RU" w:bidi="ru_RU"/>
         </w:rPr>
         <w:t>). Он описывает события, которые будут предшествовать пришествию Христа, когда церковь будет собрана, чтобы встретить Его (</w:t>
       </w:r>
-      <w:hyperlink r:id="rId26">
-        <w:r>
-          <w:rPr>
-            <w:lang w:val="ru_RU" w:bidi="ru_RU"/>
-          </w:rPr>
-          <w:rPr>
-            <w:color w:val="0000EE"/>
-            <w:u w:val="single"/>
-          </w:rPr>
-          <w:t>2:1–12</w:t>
-        </w:r>
-      </w:hyperlink>
+      <w:r>
+        <w:rPr>
+          <w:lang w:val="ru_RU" w:bidi="ru_RU"/>
+        </w:rPr>
+        <w:t>2:1–12</w:t>
+      </w:r>
       <w:r>
         <w:rPr>
           <w:lang w:val="ru_RU" w:bidi="ru_RU"/>
         </w:rPr>
         <w:t>). Сначала произойдёт восстание против Бога (</w:t>
       </w:r>
-      <w:hyperlink r:id="rId25">
-        <w:r>
-          <w:rPr>
-            <w:lang w:val="ru_RU" w:bidi="ru_RU"/>
-          </w:rPr>
-          <w:rPr>
-            <w:color w:val="0000EE"/>
-            <w:u w:val="single"/>
-          </w:rPr>
-          <w:t>2:3</w:t>
-        </w:r>
-      </w:hyperlink>
+      <w:r>
+        <w:rPr>
+          <w:lang w:val="ru_RU" w:bidi="ru_RU"/>
+        </w:rPr>
+        <w:t>2:3</w:t>
+      </w:r>
       <w:r>
         <w:rPr>
           <w:lang w:val="ru_RU" w:bidi="ru_RU"/>
         </w:rPr>
         <w:t>). Затем явится «человек греха», который объявит себя богом и будет требовать себе поклонения (</w:t>
       </w:r>
-      <w:hyperlink r:id="rId27">
-        <w:r>
-          <w:rPr>
-            <w:lang w:val="ru_RU" w:bidi="ru_RU"/>
-          </w:rPr>
-          <w:rPr>
-            <w:color w:val="0000EE"/>
-            <w:u w:val="single"/>
-          </w:rPr>
-          <w:t>2:3–4</w:t>
-        </w:r>
-      </w:hyperlink>
+      <w:r>
+        <w:rPr>
+          <w:lang w:val="ru_RU" w:bidi="ru_RU"/>
+        </w:rPr>
+        <w:t>2:3–4</w:t>
+      </w:r>
       <w:r>
         <w:rPr>
           <w:lang w:val="ru_RU" w:bidi="ru_RU"/>
         </w:rPr>
         <w:t>). Несмотря на то, что он будет наделён силой сатаны и обманет многих, Иисус его уничтожит (</w:t>
       </w:r>
-      <w:hyperlink r:id="rId28">
-        <w:r>
-          <w:rPr>
-            <w:lang w:val="ru_RU" w:bidi="ru_RU"/>
-          </w:rPr>
-          <w:rPr>
-            <w:color w:val="0000EE"/>
-            <w:u w:val="single"/>
-          </w:rPr>
-          <w:t>2:8–12</w:t>
-        </w:r>
-      </w:hyperlink>
+      <w:r>
+        <w:rPr>
+          <w:lang w:val="ru_RU" w:bidi="ru_RU"/>
+        </w:rPr>
+        <w:t>2:8–12</w:t>
+      </w:r>
       <w:r>
         <w:rPr>
           <w:lang w:val="ru_RU" w:bidi="ru_RU"/>
@@ -649,72 +541,48 @@
         </w:rPr>
         <w:t>Павел убеждён, что Бог избрал фессалоникийских христиан, и призывает их стоять твёрдо (</w:t>
       </w:r>
-      <w:hyperlink r:id="rId29">
-        <w:r>
-          <w:rPr>
-            <w:lang w:val="ru_RU" w:bidi="ru_RU"/>
-          </w:rPr>
-          <w:rPr>
-            <w:color w:val="0000EE"/>
-            <w:u w:val="single"/>
-          </w:rPr>
-          <w:t>2:13–15</w:t>
-        </w:r>
-      </w:hyperlink>
+      <w:r>
+        <w:rPr>
+          <w:lang w:val="ru_RU" w:bidi="ru_RU"/>
+        </w:rPr>
+        <w:t>2:13–15</w:t>
+      </w:r>
       <w:r>
         <w:rPr>
           <w:lang w:val="ru_RU" w:bidi="ru_RU"/>
         </w:rPr>
         <w:t>). Павел завершает своё обсуждение последних событий молитвой за церковь (</w:t>
       </w:r>
-      <w:hyperlink r:id="rId30">
-        <w:r>
-          <w:rPr>
-            <w:lang w:val="ru_RU" w:bidi="ru_RU"/>
-          </w:rPr>
-          <w:rPr>
-            <w:color w:val="0000EE"/>
-            <w:u w:val="single"/>
-          </w:rPr>
-          <w:t>2:16–17</w:t>
-        </w:r>
-      </w:hyperlink>
+      <w:r>
+        <w:rPr>
+          <w:lang w:val="ru_RU" w:bidi="ru_RU"/>
+        </w:rPr>
+        <w:t>2:16–17</w:t>
+      </w:r>
       <w:r>
         <w:rPr>
           <w:lang w:val="ru_RU" w:bidi="ru_RU"/>
         </w:rPr>
         <w:t>) и просьбой, чтобы они молились за него, пока он проповедует Благую Весть (</w:t>
       </w:r>
-      <w:hyperlink r:id="rId31">
-        <w:r>
-          <w:rPr>
-            <w:lang w:val="ru_RU" w:bidi="ru_RU"/>
-          </w:rPr>
-          <w:rPr>
-            <w:color w:val="0000EE"/>
-            <w:u w:val="single"/>
-          </w:rPr>
-          <w:t>3:1–2</w:t>
-        </w:r>
-      </w:hyperlink>
+      <w:r>
+        <w:rPr>
+          <w:lang w:val="ru_RU" w:bidi="ru_RU"/>
+        </w:rPr>
+        <w:t>3:1–2</w:t>
+      </w:r>
       <w:r>
         <w:rPr>
           <w:lang w:val="ru_RU" w:bidi="ru_RU"/>
         </w:rPr>
         <w:t>). Его уверенность в церкви основана на Божьей работе в них (</w:t>
       </w:r>
-      <w:hyperlink r:id="rId32">
-        <w:r>
-          <w:rPr>
-            <w:lang w:val="ru_RU" w:bidi="ru_RU"/>
-          </w:rPr>
-          <w:rPr>
-            <w:color w:val="0000EE"/>
-            <w:u w:val="single"/>
-          </w:rPr>
-          <w:t>3:3–5</w:t>
-        </w:r>
-      </w:hyperlink>
+      <w:r>
+        <w:rPr>
+          <w:lang w:val="ru_RU" w:bidi="ru_RU"/>
+        </w:rPr>
+        <w:t>3:3–5</w:t>
+      </w:r>
       <w:r>
         <w:rPr>
           <w:lang w:val="ru_RU" w:bidi="ru_RU"/>
@@ -735,108 +603,72 @@
         </w:rPr>
         <w:t>В заключительном разделе (</w:t>
       </w:r>
-      <w:hyperlink r:id="rId33">
-        <w:r>
-          <w:rPr>
-            <w:lang w:val="ru_RU" w:bidi="ru_RU"/>
-          </w:rPr>
-          <w:rPr>
-            <w:color w:val="0000EE"/>
-            <w:u w:val="single"/>
-          </w:rPr>
-          <w:t>3:6–18</w:t>
-        </w:r>
-      </w:hyperlink>
+      <w:r>
+        <w:rPr>
+          <w:lang w:val="ru_RU" w:bidi="ru_RU"/>
+        </w:rPr>
+        <w:t>3:6–18</w:t>
+      </w:r>
       <w:r>
         <w:rPr>
           <w:lang w:val="ru_RU" w:bidi="ru_RU"/>
         </w:rPr>
         <w:t>) Павел возвращается к вопросу, который он затронул в первом послании. Некоторые верующие отказывались работать, несмотря на наставления и пример Павла, поэтому он призывает церковь дисциплинировать их (</w:t>
       </w:r>
-      <w:hyperlink r:id="rId34">
-        <w:r>
-          <w:rPr>
-            <w:lang w:val="ru_RU" w:bidi="ru_RU"/>
-          </w:rPr>
-          <w:rPr>
-            <w:color w:val="0000EE"/>
-            <w:u w:val="single"/>
-          </w:rPr>
-          <w:t>3:6–10</w:t>
-        </w:r>
-      </w:hyperlink>
+      <w:r>
+        <w:rPr>
+          <w:lang w:val="ru_RU" w:bidi="ru_RU"/>
+        </w:rPr>
+        <w:t>3:6–10</w:t>
+      </w:r>
       <w:r>
         <w:rPr>
           <w:lang w:val="ru_RU" w:bidi="ru_RU"/>
         </w:rPr>
         <w:t>). Он также обращается непосредственно к этим праздным членам, призывая их начать работать (</w:t>
       </w:r>
-      <w:hyperlink r:id="rId35">
-        <w:r>
-          <w:rPr>
-            <w:lang w:val="ru_RU" w:bidi="ru_RU"/>
-          </w:rPr>
-          <w:rPr>
-            <w:color w:val="0000EE"/>
-            <w:u w:val="single"/>
-          </w:rPr>
-          <w:t>3:11–12</w:t>
-        </w:r>
-      </w:hyperlink>
+      <w:r>
+        <w:rPr>
+          <w:lang w:val="ru_RU" w:bidi="ru_RU"/>
+        </w:rPr>
+        <w:t>3:11–12</w:t>
+      </w:r>
       <w:r>
         <w:rPr>
           <w:lang w:val="ru_RU" w:bidi="ru_RU"/>
         </w:rPr>
         <w:t>). Павел велит церкви относиться к этим бездельникам как к заблудшим христианам, а не как к злым врагам (</w:t>
       </w:r>
-      <w:hyperlink r:id="rId36">
-        <w:r>
-          <w:rPr>
-            <w:lang w:val="ru_RU" w:bidi="ru_RU"/>
-          </w:rPr>
-          <w:rPr>
-            <w:color w:val="0000EE"/>
-            <w:u w:val="single"/>
-          </w:rPr>
-          <w:t>3:14–15</w:t>
-        </w:r>
-      </w:hyperlink>
+      <w:r>
+        <w:rPr>
+          <w:lang w:val="ru_RU" w:bidi="ru_RU"/>
+        </w:rPr>
+        <w:t>3:14–15</w:t>
+      </w:r>
       <w:r>
         <w:rPr>
           <w:lang w:val="ru_RU" w:bidi="ru_RU"/>
         </w:rPr>
         <w:t>), и он поощряет церковь продолжать быть щедрыми по отношению к тем, кто действительно нуждается (</w:t>
       </w:r>
-      <w:hyperlink r:id="rId37">
-        <w:r>
-          <w:rPr>
-            <w:lang w:val="ru_RU" w:bidi="ru_RU"/>
-          </w:rPr>
-          <w:rPr>
-            <w:color w:val="0000EE"/>
-            <w:u w:val="single"/>
-          </w:rPr>
-          <w:t>3:13</w:t>
-        </w:r>
-      </w:hyperlink>
+      <w:r>
+        <w:rPr>
+          <w:lang w:val="ru_RU" w:bidi="ru_RU"/>
+        </w:rPr>
+        <w:t>3:13</w:t>
+      </w:r>
       <w:r>
         <w:rPr>
           <w:lang w:val="ru_RU" w:bidi="ru_RU"/>
         </w:rPr>
         <w:t>). Он завершает послание молитвами и заключительным приветствием (</w:t>
       </w:r>
-      <w:hyperlink r:id="rId38">
-        <w:r>
-          <w:rPr>
-            <w:lang w:val="ru_RU" w:bidi="ru_RU"/>
-          </w:rPr>
-          <w:rPr>
-            <w:color w:val="0000EE"/>
-            <w:u w:val="single"/>
-          </w:rPr>
-          <w:t>3:16–18</w:t>
-        </w:r>
-      </w:hyperlink>
+      <w:r>
+        <w:rPr>
+          <w:lang w:val="ru_RU" w:bidi="ru_RU"/>
+        </w:rPr>
+        <w:t>3:16–18</w:t>
+      </w:r>
       <w:r>
         <w:rPr>
           <w:lang w:val="ru_RU" w:bidi="ru_RU"/>
@@ -868,36 +700,24 @@
         </w:rPr>
         <w:t>Имя Павла упоминается в начале письма (</w:t>
       </w:r>
-      <w:hyperlink r:id="rId39">
-        <w:r>
-          <w:rPr>
-            <w:lang w:val="ru_RU" w:bidi="ru_RU"/>
-          </w:rPr>
-          <w:rPr>
-            <w:color w:val="0000EE"/>
-            <w:u w:val="single"/>
-          </w:rPr>
-          <w:t>1:1</w:t>
-        </w:r>
-      </w:hyperlink>
+      <w:r>
+        <w:rPr>
+          <w:lang w:val="ru_RU" w:bidi="ru_RU"/>
+        </w:rPr>
+        <w:t>1:1</w:t>
+      </w:r>
       <w:r>
         <w:rPr>
           <w:lang w:val="ru_RU" w:bidi="ru_RU"/>
         </w:rPr>
         <w:t>), а в заключении Павел добавляет несколько строк своей рукой, чтобы подтвердить подлинность данного письма (</w:t>
       </w:r>
-      <w:hyperlink r:id="rId40">
-        <w:r>
-          <w:rPr>
-            <w:lang w:val="ru_RU" w:bidi="ru_RU"/>
-          </w:rPr>
-          <w:rPr>
-            <w:color w:val="0000EE"/>
-            <w:u w:val="single"/>
-          </w:rPr>
-          <w:t>3:17</w:t>
-        </w:r>
-      </w:hyperlink>
+      <w:r>
+        <w:rPr>
+          <w:lang w:val="ru_RU" w:bidi="ru_RU"/>
+        </w:rPr>
+        <w:t>3:17</w:t>
+      </w:r>
       <w:r>
         <w:rPr>
           <w:lang w:val="ru_RU" w:bidi="ru_RU"/>
@@ -955,36 +775,24 @@
         </w:rPr>
         <w:t>» (</w:t>
       </w:r>
-      <w:hyperlink r:id="rId39">
-        <w:r>
-          <w:rPr>
-            <w:lang w:val="ru_RU" w:bidi="ru_RU"/>
-          </w:rPr>
-          <w:rPr>
-            <w:color w:val="0000EE"/>
-            <w:u w:val="single"/>
-          </w:rPr>
-          <w:t>2Фес.1:1</w:t>
-        </w:r>
-      </w:hyperlink>
+      <w:r>
+        <w:rPr>
+          <w:lang w:val="ru_RU" w:bidi="ru_RU"/>
+        </w:rPr>
+        <w:t>2Фес.1:1</w:t>
+      </w:r>
       <w:r>
         <w:rPr>
           <w:lang w:val="ru_RU" w:bidi="ru_RU"/>
         </w:rPr>
         <w:t>). Многие из них были ремесленниками, зарабатывающими на жизнь ручным трудом (</w:t>
       </w:r>
-      <w:hyperlink r:id="rId41">
-        <w:r>
-          <w:rPr>
-            <w:lang w:val="ru_RU" w:bidi="ru_RU"/>
-          </w:rPr>
-          <w:rPr>
-            <w:color w:val="0000EE"/>
-            <w:u w:val="single"/>
-          </w:rPr>
-          <w:t>3:6–12</w:t>
-        </w:r>
-      </w:hyperlink>
+      <w:r>
+        <w:rPr>
+          <w:lang w:val="ru_RU" w:bidi="ru_RU"/>
+        </w:rPr>
+        <w:t>3:6–12</w:t>
+      </w:r>
       <w:r>
         <w:rPr>
           <w:lang w:val="ru_RU" w:bidi="ru_RU"/>
